--- a/docs/scenarios_and_nonfunctional_requirements.docx
+++ b/docs/scenarios_and_nonfunctional_requirements.docx
@@ -124,29 +124,7 @@
           <w:lang w:eastAsia="ru-RU" w:bidi="he-IL"/>
           <w14:ligatures w14:val="none"/>
         </w:rPr>
-        <w:t xml:space="preserve">Интерфейс должен быть понятен </w:t>
-      </w:r>
-      <w:r>
-        <w:rPr>
-          <w:rFonts w:ascii="Times New Roman" w:eastAsia="Times New Roman" w:hAnsi="Times New Roman" w:cs="Times New Roman"/>
-          <w:kern w:val="0"/>
-          <w:sz w:val="28"/>
-          <w:szCs w:val="28"/>
-          <w:lang w:eastAsia="ru-RU" w:bidi="he-IL"/>
-          <w14:ligatures w14:val="none"/>
-        </w:rPr>
-        <w:t>читателю и библиотекарю</w:t>
-      </w:r>
-      <w:r>
-        <w:rPr>
-          <w:rFonts w:ascii="Times New Roman" w:eastAsia="Times New Roman" w:hAnsi="Times New Roman" w:cs="Times New Roman"/>
-          <w:kern w:val="0"/>
-          <w:sz w:val="28"/>
-          <w:szCs w:val="28"/>
-          <w:lang w:eastAsia="ru-RU" w:bidi="he-IL"/>
-          <w14:ligatures w14:val="none"/>
-        </w:rPr>
-        <w:t xml:space="preserve"> без специального обучения.</w:t>
+        <w:t>Не менее 80% пользователей при первом использовании системы должны иметь возможность самостоятельно выполнить поиск книги и открыть информацию о ней не более чем за 3 минуты без дополнительной инструкции.</w:t>
       </w:r>
     </w:p>
     <w:p>
@@ -336,29 +314,7 @@
           <w:lang w:eastAsia="ru-RU" w:bidi="he-IL"/>
           <w14:ligatures w14:val="none"/>
         </w:rPr>
-        <w:t xml:space="preserve">Система должна сохранять информацию о книгах, </w:t>
-      </w:r>
-      <w:r>
-        <w:rPr>
-          <w:rFonts w:ascii="Times New Roman" w:eastAsia="Times New Roman" w:hAnsi="Times New Roman" w:cs="Times New Roman"/>
-          <w:kern w:val="0"/>
-          <w:sz w:val="28"/>
-          <w:szCs w:val="28"/>
-          <w:lang w:eastAsia="ru-RU" w:bidi="he-IL"/>
-          <w14:ligatures w14:val="none"/>
-        </w:rPr>
-        <w:t xml:space="preserve">экземплярах книг, </w:t>
-      </w:r>
-      <w:r>
-        <w:rPr>
-          <w:rFonts w:ascii="Times New Roman" w:eastAsia="Times New Roman" w:hAnsi="Times New Roman" w:cs="Times New Roman"/>
-          <w:kern w:val="0"/>
-          <w:sz w:val="28"/>
-          <w:szCs w:val="28"/>
-          <w:lang w:eastAsia="ru-RU" w:bidi="he-IL"/>
-          <w14:ligatures w14:val="none"/>
-        </w:rPr>
-        <w:t>читателях, выдаче и возврате даже при временной ошибке соединения.</w:t>
+        <w:t>При временной потере соединения с сервером система не должна терять уже сохранённые данные о книгах, экземплярах, читателях, выдаче и возврате. После восстановления соединения пользователь должен снова получить доступ к сохранённым данным.</w:t>
       </w:r>
     </w:p>
     <w:p>
@@ -464,7 +420,7 @@
           <w:lang w:eastAsia="ru-RU" w:bidi="he-IL"/>
           <w14:ligatures w14:val="none"/>
         </w:rPr>
-        <w:t>Система должна работать стабильно в течение рабочего дня библиотеки без перерывов и зависаний.</w:t>
+        <w:t>В течение рабочего дня библиотека должна иметь доступ к системе не менее 99% рабочего времени, за исключением заранее запланированных технических работ.</w:t>
       </w:r>
     </w:p>
     <w:p>
@@ -641,7 +597,6 @@
           <w:sz w:val="28"/>
           <w:szCs w:val="28"/>
         </w:rPr>
-        <w:lastRenderedPageBreak/>
         <w:t>Участник:</w:t>
       </w:r>
       <w:r>
@@ -1193,6 +1148,7 @@
           <w:sz w:val="28"/>
           <w:szCs w:val="28"/>
         </w:rPr>
+        <w:lastRenderedPageBreak/>
         <w:t>Основной ход действий:</w:t>
       </w:r>
     </w:p>
@@ -1285,7 +1241,6 @@
           <w:sz w:val="28"/>
           <w:szCs w:val="28"/>
         </w:rPr>
-        <w:lastRenderedPageBreak/>
         <w:t>Библиотекарь открывает раздел «Каталог книг».</w:t>
       </w:r>
     </w:p>
@@ -2425,7 +2380,6 @@
   <w:style w:type="character" w:default="1" w:styleId="a0">
     <w:name w:val="Default Paragraph Font"/>
     <w:uiPriority w:val="1"/>
-    <w:semiHidden/>
     <w:unhideWhenUsed/>
   </w:style>
   <w:style w:type="table" w:default="1" w:styleId="a1">

--- a/docs/scenarios_and_nonfunctional_requirements.docx
+++ b/docs/scenarios_and_nonfunctional_requirements.docx
@@ -1570,6 +1570,552 @@
           <w:szCs w:val="28"/>
         </w:rPr>
         <w:t>.</w:t>
+      </w:r>
+    </w:p>
+    <w:p>
+      <w:pPr>
+        <w:rPr>
+          <w:lang w:val="en-US"/>
+        </w:rPr>
+      </w:pPr>
+    </w:p>
+    <w:p>
+      <w:pPr>
+        <w:rPr>
+          <w:b/>
+          <w:bCs/>
+          <w:sz w:val="28"/>
+          <w:szCs w:val="28"/>
+        </w:rPr>
+      </w:pPr>
+      <w:r>
+        <w:rPr>
+          <w:b/>
+          <w:bCs/>
+          <w:sz w:val="28"/>
+          <w:szCs w:val="28"/>
+        </w:rPr>
+        <w:t>Сценарий 3. Возврат книги библиотекарем</w:t>
+      </w:r>
+    </w:p>
+    <w:p>
+      <w:pPr>
+        <w:rPr>
+          <w:sz w:val="28"/>
+          <w:szCs w:val="28"/>
+        </w:rPr>
+      </w:pPr>
+      <w:r>
+        <w:rPr>
+          <w:b/>
+          <w:bCs/>
+          <w:sz w:val="28"/>
+          <w:szCs w:val="28"/>
+        </w:rPr>
+        <w:t>Участники:</w:t>
+      </w:r>
+      <w:r>
+        <w:rPr>
+          <w:sz w:val="28"/>
+          <w:szCs w:val="28"/>
+        </w:rPr>
+        <w:t xml:space="preserve"> библиотекарь, читатель.</w:t>
+      </w:r>
+    </w:p>
+    <w:p>
+      <w:pPr>
+        <w:rPr>
+          <w:sz w:val="28"/>
+          <w:szCs w:val="28"/>
+        </w:rPr>
+      </w:pPr>
+      <w:r>
+        <w:rPr>
+          <w:b/>
+          <w:bCs/>
+          <w:sz w:val="28"/>
+          <w:szCs w:val="28"/>
+        </w:rPr>
+        <w:t>Предусловие:</w:t>
+      </w:r>
+      <w:r>
+        <w:rPr>
+          <w:sz w:val="28"/>
+          <w:szCs w:val="28"/>
+        </w:rPr>
+        <w:t xml:space="preserve"> библиотекарь вошёл в систему, читатель зарегистрирован, экземпляр книги числится выданным этому читателю.</w:t>
+      </w:r>
+    </w:p>
+    <w:p>
+      <w:pPr>
+        <w:rPr>
+          <w:sz w:val="28"/>
+          <w:szCs w:val="28"/>
+        </w:rPr>
+      </w:pPr>
+      <w:r>
+        <w:rPr>
+          <w:b/>
+          <w:bCs/>
+          <w:sz w:val="28"/>
+          <w:szCs w:val="28"/>
+        </w:rPr>
+        <w:t>Основной ход действий:</w:t>
+      </w:r>
+    </w:p>
+    <w:p>
+      <w:pPr>
+        <w:numPr>
+          <w:ilvl w:val="0"/>
+          <w:numId w:val="2"/>
+        </w:numPr>
+        <w:rPr>
+          <w:sz w:val="28"/>
+          <w:szCs w:val="28"/>
+        </w:rPr>
+      </w:pPr>
+      <w:r>
+        <w:rPr>
+          <w:sz w:val="28"/>
+          <w:szCs w:val="28"/>
+        </w:rPr>
+        <w:t>Библиотекарь открывает раздел «Читатели».</w:t>
+      </w:r>
+    </w:p>
+    <w:p>
+      <w:pPr>
+        <w:numPr>
+          <w:ilvl w:val="0"/>
+          <w:numId w:val="2"/>
+        </w:numPr>
+        <w:rPr>
+          <w:sz w:val="28"/>
+          <w:szCs w:val="28"/>
+        </w:rPr>
+      </w:pPr>
+      <w:r>
+        <w:rPr>
+          <w:sz w:val="28"/>
+          <w:szCs w:val="28"/>
+        </w:rPr>
+        <w:t>Находит нужного читателя.</w:t>
+      </w:r>
+    </w:p>
+    <w:p>
+      <w:pPr>
+        <w:numPr>
+          <w:ilvl w:val="0"/>
+          <w:numId w:val="2"/>
+        </w:numPr>
+        <w:rPr>
+          <w:sz w:val="28"/>
+          <w:szCs w:val="28"/>
+        </w:rPr>
+      </w:pPr>
+      <w:r>
+        <w:rPr>
+          <w:sz w:val="28"/>
+          <w:szCs w:val="28"/>
+        </w:rPr>
+        <w:t>Система показывает список выданных ему книг.</w:t>
+      </w:r>
+    </w:p>
+    <w:p>
+      <w:pPr>
+        <w:numPr>
+          <w:ilvl w:val="0"/>
+          <w:numId w:val="2"/>
+        </w:numPr>
+        <w:rPr>
+          <w:sz w:val="28"/>
+          <w:szCs w:val="28"/>
+        </w:rPr>
+      </w:pPr>
+      <w:r>
+        <w:rPr>
+          <w:sz w:val="28"/>
+          <w:szCs w:val="28"/>
+        </w:rPr>
+        <w:t>Библиотекарь выбирает возвращаемый экземпляр книги.</w:t>
+      </w:r>
+    </w:p>
+    <w:p>
+      <w:pPr>
+        <w:numPr>
+          <w:ilvl w:val="0"/>
+          <w:numId w:val="2"/>
+        </w:numPr>
+        <w:rPr>
+          <w:sz w:val="28"/>
+          <w:szCs w:val="28"/>
+        </w:rPr>
+      </w:pPr>
+      <w:r>
+        <w:rPr>
+          <w:sz w:val="28"/>
+          <w:szCs w:val="28"/>
+        </w:rPr>
+        <w:t>Нажимает «Оформить возврат».</w:t>
+      </w:r>
+    </w:p>
+    <w:p>
+      <w:pPr>
+        <w:numPr>
+          <w:ilvl w:val="0"/>
+          <w:numId w:val="2"/>
+        </w:numPr>
+        <w:rPr>
+          <w:sz w:val="28"/>
+          <w:szCs w:val="28"/>
+        </w:rPr>
+      </w:pPr>
+      <w:r>
+        <w:rPr>
+          <w:sz w:val="28"/>
+          <w:szCs w:val="28"/>
+        </w:rPr>
+        <w:t>Система сохраняет информацию о возврате.</w:t>
+      </w:r>
+    </w:p>
+    <w:p>
+      <w:pPr>
+        <w:numPr>
+          <w:ilvl w:val="0"/>
+          <w:numId w:val="2"/>
+        </w:numPr>
+        <w:rPr>
+          <w:sz w:val="28"/>
+          <w:szCs w:val="28"/>
+        </w:rPr>
+      </w:pPr>
+      <w:r>
+        <w:rPr>
+          <w:sz w:val="28"/>
+          <w:szCs w:val="28"/>
+        </w:rPr>
+        <w:t>Система меняет статус экземпляра с «выдан» на «доступен».</w:t>
+      </w:r>
+    </w:p>
+    <w:p>
+      <w:pPr>
+        <w:numPr>
+          <w:ilvl w:val="0"/>
+          <w:numId w:val="2"/>
+        </w:numPr>
+        <w:rPr>
+          <w:sz w:val="28"/>
+          <w:szCs w:val="28"/>
+        </w:rPr>
+      </w:pPr>
+      <w:r>
+        <w:rPr>
+          <w:sz w:val="28"/>
+          <w:szCs w:val="28"/>
+        </w:rPr>
+        <w:lastRenderedPageBreak/>
+        <w:t>Система показывает сообщение об успешном возврате.</w:t>
+      </w:r>
+    </w:p>
+    <w:p>
+      <w:pPr>
+        <w:rPr>
+          <w:sz w:val="28"/>
+          <w:szCs w:val="28"/>
+        </w:rPr>
+      </w:pPr>
+      <w:r>
+        <w:rPr>
+          <w:b/>
+          <w:bCs/>
+          <w:sz w:val="28"/>
+          <w:szCs w:val="28"/>
+        </w:rPr>
+        <w:t>Результат:</w:t>
+      </w:r>
+      <w:r>
+        <w:rPr>
+          <w:sz w:val="28"/>
+          <w:szCs w:val="28"/>
+        </w:rPr>
+        <w:t xml:space="preserve"> возврат сохранён, экземпляр книги снова доступен.</w:t>
+      </w:r>
+    </w:p>
+    <w:p>
+      <w:pPr>
+        <w:rPr>
+          <w:rFonts w:asciiTheme="majorBidi" w:hAnsiTheme="majorBidi" w:cstheme="majorBidi"/>
+          <w:sz w:val="28"/>
+          <w:szCs w:val="28"/>
+          <w:lang w:val="en-US"/>
+        </w:rPr>
+      </w:pPr>
+    </w:p>
+    <w:p>
+      <w:pPr>
+        <w:rPr>
+          <w:rFonts w:asciiTheme="majorBidi" w:hAnsiTheme="majorBidi" w:cstheme="majorBidi"/>
+          <w:b/>
+          <w:bCs/>
+          <w:sz w:val="28"/>
+          <w:szCs w:val="28"/>
+        </w:rPr>
+      </w:pPr>
+      <w:r>
+        <w:rPr>
+          <w:rFonts w:asciiTheme="majorBidi" w:hAnsiTheme="majorBidi" w:cstheme="majorBidi"/>
+          <w:b/>
+          <w:bCs/>
+          <w:sz w:val="28"/>
+          <w:szCs w:val="28"/>
+        </w:rPr>
+        <w:t>Сценарий 4. Изменение прав доступа</w:t>
+      </w:r>
+    </w:p>
+    <w:p>
+      <w:pPr>
+        <w:rPr>
+          <w:rFonts w:asciiTheme="majorBidi" w:hAnsiTheme="majorBidi" w:cstheme="majorBidi"/>
+          <w:sz w:val="28"/>
+          <w:szCs w:val="28"/>
+        </w:rPr>
+      </w:pPr>
+      <w:r>
+        <w:rPr>
+          <w:rFonts w:asciiTheme="majorBidi" w:hAnsiTheme="majorBidi" w:cstheme="majorBidi"/>
+          <w:b/>
+          <w:bCs/>
+          <w:sz w:val="28"/>
+          <w:szCs w:val="28"/>
+        </w:rPr>
+        <w:t>Участник:</w:t>
+      </w:r>
+      <w:r>
+        <w:rPr>
+          <w:rFonts w:asciiTheme="majorBidi" w:hAnsiTheme="majorBidi" w:cstheme="majorBidi"/>
+          <w:sz w:val="28"/>
+          <w:szCs w:val="28"/>
+        </w:rPr>
+        <w:t xml:space="preserve"> администратор системы.</w:t>
+      </w:r>
+    </w:p>
+    <w:p>
+      <w:pPr>
+        <w:rPr>
+          <w:rFonts w:asciiTheme="majorBidi" w:hAnsiTheme="majorBidi" w:cstheme="majorBidi"/>
+          <w:sz w:val="28"/>
+          <w:szCs w:val="28"/>
+        </w:rPr>
+      </w:pPr>
+      <w:r>
+        <w:rPr>
+          <w:rFonts w:asciiTheme="majorBidi" w:hAnsiTheme="majorBidi" w:cstheme="majorBidi"/>
+          <w:b/>
+          <w:bCs/>
+          <w:sz w:val="28"/>
+          <w:szCs w:val="28"/>
+        </w:rPr>
+        <w:t>Предусловие:</w:t>
+      </w:r>
+      <w:r>
+        <w:rPr>
+          <w:rFonts w:asciiTheme="majorBidi" w:hAnsiTheme="majorBidi" w:cstheme="majorBidi"/>
+          <w:sz w:val="28"/>
+          <w:szCs w:val="28"/>
+        </w:rPr>
+        <w:t xml:space="preserve"> администратор авторизован в системе, учётная запись пользователя существует.</w:t>
+      </w:r>
+    </w:p>
+    <w:p>
+      <w:pPr>
+        <w:rPr>
+          <w:rFonts w:asciiTheme="majorBidi" w:hAnsiTheme="majorBidi" w:cstheme="majorBidi"/>
+          <w:sz w:val="28"/>
+          <w:szCs w:val="28"/>
+        </w:rPr>
+      </w:pPr>
+      <w:r>
+        <w:rPr>
+          <w:rFonts w:asciiTheme="majorBidi" w:hAnsiTheme="majorBidi" w:cstheme="majorBidi"/>
+          <w:b/>
+          <w:bCs/>
+          <w:sz w:val="28"/>
+          <w:szCs w:val="28"/>
+        </w:rPr>
+        <w:t>Основной ход действий:</w:t>
+      </w:r>
+    </w:p>
+    <w:p>
+      <w:pPr>
+        <w:numPr>
+          <w:ilvl w:val="0"/>
+          <w:numId w:val="3"/>
+        </w:numPr>
+        <w:rPr>
+          <w:rFonts w:asciiTheme="majorBidi" w:hAnsiTheme="majorBidi" w:cstheme="majorBidi"/>
+          <w:sz w:val="28"/>
+          <w:szCs w:val="28"/>
+        </w:rPr>
+      </w:pPr>
+      <w:r>
+        <w:rPr>
+          <w:rFonts w:asciiTheme="majorBidi" w:hAnsiTheme="majorBidi" w:cstheme="majorBidi"/>
+          <w:sz w:val="28"/>
+          <w:szCs w:val="28"/>
+        </w:rPr>
+        <w:t>Администратор открывает раздел управления пользователями.</w:t>
+      </w:r>
+    </w:p>
+    <w:p>
+      <w:pPr>
+        <w:numPr>
+          <w:ilvl w:val="0"/>
+          <w:numId w:val="3"/>
+        </w:numPr>
+        <w:rPr>
+          <w:rFonts w:asciiTheme="majorBidi" w:hAnsiTheme="majorBidi" w:cstheme="majorBidi"/>
+          <w:sz w:val="28"/>
+          <w:szCs w:val="28"/>
+        </w:rPr>
+      </w:pPr>
+      <w:r>
+        <w:rPr>
+          <w:rFonts w:asciiTheme="majorBidi" w:hAnsiTheme="majorBidi" w:cstheme="majorBidi"/>
+          <w:sz w:val="28"/>
+          <w:szCs w:val="28"/>
+        </w:rPr>
+        <w:t>Выбирает пользователя.</w:t>
+      </w:r>
+    </w:p>
+    <w:p>
+      <w:pPr>
+        <w:numPr>
+          <w:ilvl w:val="0"/>
+          <w:numId w:val="3"/>
+        </w:numPr>
+        <w:rPr>
+          <w:rFonts w:asciiTheme="majorBidi" w:hAnsiTheme="majorBidi" w:cstheme="majorBidi"/>
+          <w:sz w:val="28"/>
+          <w:szCs w:val="28"/>
+        </w:rPr>
+      </w:pPr>
+      <w:r>
+        <w:rPr>
+          <w:rFonts w:asciiTheme="majorBidi" w:hAnsiTheme="majorBidi" w:cstheme="majorBidi"/>
+          <w:sz w:val="28"/>
+          <w:szCs w:val="28"/>
+        </w:rPr>
+        <w:t>Система показывает его текущие права доступа.</w:t>
+      </w:r>
+    </w:p>
+    <w:p>
+      <w:pPr>
+        <w:numPr>
+          <w:ilvl w:val="0"/>
+          <w:numId w:val="3"/>
+        </w:numPr>
+        <w:rPr>
+          <w:rFonts w:asciiTheme="majorBidi" w:hAnsiTheme="majorBidi" w:cstheme="majorBidi"/>
+          <w:sz w:val="28"/>
+          <w:szCs w:val="28"/>
+        </w:rPr>
+      </w:pPr>
+      <w:r>
+        <w:rPr>
+          <w:rFonts w:asciiTheme="majorBidi" w:hAnsiTheme="majorBidi" w:cstheme="majorBidi"/>
+          <w:sz w:val="28"/>
+          <w:szCs w:val="28"/>
+        </w:rPr>
+        <w:t>Администратор изменяет права.</w:t>
+      </w:r>
+    </w:p>
+    <w:p>
+      <w:pPr>
+        <w:numPr>
+          <w:ilvl w:val="0"/>
+          <w:numId w:val="3"/>
+        </w:numPr>
+        <w:rPr>
+          <w:rFonts w:asciiTheme="majorBidi" w:hAnsiTheme="majorBidi" w:cstheme="majorBidi"/>
+          <w:sz w:val="28"/>
+          <w:szCs w:val="28"/>
+        </w:rPr>
+      </w:pPr>
+      <w:r>
+        <w:rPr>
+          <w:rFonts w:asciiTheme="majorBidi" w:hAnsiTheme="majorBidi" w:cstheme="majorBidi"/>
+          <w:sz w:val="28"/>
+          <w:szCs w:val="28"/>
+        </w:rPr>
+        <w:t>Нажимает кнопку сохранения.</w:t>
+      </w:r>
+    </w:p>
+    <w:p>
+      <w:pPr>
+        <w:numPr>
+          <w:ilvl w:val="0"/>
+          <w:numId w:val="3"/>
+        </w:numPr>
+        <w:rPr>
+          <w:rFonts w:asciiTheme="majorBidi" w:hAnsiTheme="majorBidi" w:cstheme="majorBidi"/>
+          <w:sz w:val="28"/>
+          <w:szCs w:val="28"/>
+        </w:rPr>
+      </w:pPr>
+      <w:r>
+        <w:rPr>
+          <w:rFonts w:asciiTheme="majorBidi" w:hAnsiTheme="majorBidi" w:cstheme="majorBidi"/>
+          <w:sz w:val="28"/>
+          <w:szCs w:val="28"/>
+        </w:rPr>
+        <w:t>Система сохраняет новые права доступа.</w:t>
+      </w:r>
+    </w:p>
+    <w:p>
+      <w:pPr>
+        <w:numPr>
+          <w:ilvl w:val="0"/>
+          <w:numId w:val="3"/>
+        </w:numPr>
+        <w:rPr>
+          <w:rFonts w:asciiTheme="majorBidi" w:hAnsiTheme="majorBidi" w:cstheme="majorBidi"/>
+          <w:sz w:val="28"/>
+          <w:szCs w:val="28"/>
+        </w:rPr>
+      </w:pPr>
+      <w:r>
+        <w:rPr>
+          <w:rFonts w:asciiTheme="majorBidi" w:hAnsiTheme="majorBidi" w:cstheme="majorBidi"/>
+          <w:sz w:val="28"/>
+          <w:szCs w:val="28"/>
+        </w:rPr>
+        <w:t>Система показывает сообщение об успешном изменении.</w:t>
+      </w:r>
+    </w:p>
+    <w:p>
+      <w:pPr>
+        <w:rPr>
+          <w:rFonts w:asciiTheme="majorBidi" w:hAnsiTheme="majorBidi" w:cstheme="majorBidi"/>
+          <w:sz w:val="28"/>
+          <w:szCs w:val="28"/>
+        </w:rPr>
+      </w:pPr>
+      <w:r>
+        <w:rPr>
+          <w:rFonts w:asciiTheme="majorBidi" w:hAnsiTheme="majorBidi" w:cstheme="majorBidi"/>
+          <w:b/>
+          <w:bCs/>
+          <w:sz w:val="28"/>
+          <w:szCs w:val="28"/>
+        </w:rPr>
+        <w:t>Результат:</w:t>
+      </w:r>
+      <w:r>
+        <w:rPr>
+          <w:rFonts w:asciiTheme="majorBidi" w:hAnsiTheme="majorBidi" w:cstheme="majorBidi"/>
+          <w:sz w:val="28"/>
+          <w:szCs w:val="28"/>
+        </w:rPr>
+        <w:t xml:space="preserve"> права пользователя изменены и сохранены.</w:t>
       </w:r>
     </w:p>
     <w:p/>
@@ -1586,6 +2132,119 @@
 <file path=word/numbering.xml><?xml version="1.0" encoding="utf-8"?>
 <w:numbering xmlns:wpc="http://schemas.microsoft.com/office/word/2010/wordprocessingCanvas" xmlns:cx="http://schemas.microsoft.com/office/drawing/2014/chartex" xmlns:cx1="http://schemas.microsoft.com/office/drawing/2015/9/8/chartex" xmlns:cx2="http://schemas.microsoft.com/office/drawing/2015/10/21/chartex" xmlns:cx3="http://schemas.microsoft.com/office/drawing/2016/5/9/chartex" xmlns:cx4="http://schemas.microsoft.com/office/drawing/2016/5/10/chartex" xmlns:cx5="http://schemas.microsoft.com/office/drawing/2016/5/11/chartex" xmlns:cx6="http://schemas.microsoft.com/office/drawing/2016/5/12/chartex" xmlns:cx7="http://schemas.microsoft.com/office/drawing/2016/5/13/chartex" xmlns:cx8="http://schemas.microsoft.com/office/drawing/2016/5/14/chartex" xmlns:mc="http://schemas.openxmlformats.org/markup-compatibility/2006" xmlns:aink="http://schemas.microsoft.com/office/drawing/2016/ink" xmlns:am3d="http://schemas.microsoft.com/office/drawing/2017/model3d" xmlns:o="urn:schemas-microsoft-com:office:office" xmlns:oel="http://schemas.microsoft.com/office/2019/extlst" xmlns:r="http://schemas.openxmlformats.org/officeDocument/2006/relationships" xmlns:m="http://schemas.openxmlformats.org/officeDocument/2006/math" xmlns:v="urn:schemas-microsoft-com:vml" xmlns:wp14="http://schemas.microsoft.com/office/word/2010/wordprocessingDrawing" xmlns:wp="http://schemas.openxmlformats.org/drawingml/2006/wordprocessingDrawing" xmlns:w10="urn:schemas-microsoft-com:office:word" xmlns:w="http://schemas.openxmlformats.org/wordprocessingml/2006/main" xmlns:w14="http://schemas.microsoft.com/office/word/2010/wordml" xmlns:w15="http://schemas.microsoft.com/office/word/2012/wordml" xmlns:w16cex="http://schemas.microsoft.com/office/word/2018/wordml/cex" xmlns:w16cid="http://schemas.microsoft.com/office/word/2016/wordml/cid" xmlns:w16="http://schemas.microsoft.com/office/word/2018/wordml" xmlns:w16du="http://schemas.microsoft.com/office/word/2023/wordml/word16du" xmlns:w16sdtdh="http://schemas.microsoft.com/office/word/2020/wordml/sdtdatahash" xmlns:w16sdtfl="http://schemas.microsoft.com/office/word/2024/wordml/sdtformatlock" xmlns:w16se="http://schemas.microsoft.com/office/word/2015/wordml/symex" xmlns:wpg="http://schemas.microsoft.com/office/word/2010/wordprocessingGroup" xmlns:wpi="http://schemas.microsoft.com/office/word/2010/wordprocessingInk" xmlns:wne="http://schemas.microsoft.com/office/word/2006/wordml" xmlns:wps="http://schemas.microsoft.com/office/word/2010/wordprocessingShape" mc:Ignorable="w14 w15 w16se w16cid w16 w16cex w16sdtdh w16sdtfl w16du wp14">
   <w:abstractNum w:abstractNumId="0" w15:restartNumberingAfterBreak="0">
+    <w:nsid w:val="5B784F8E"/>
+    <w:multiLevelType w:val="multilevel"/>
+    <w:tmpl w:val="77D6B786"/>
+    <w:lvl w:ilvl="0">
+      <w:start w:val="1"/>
+      <w:numFmt w:val="decimal"/>
+      <w:lvlText w:val="%1."/>
+      <w:lvlJc w:val="left"/>
+      <w:pPr>
+        <w:tabs>
+          <w:tab w:val="num" w:pos="720"/>
+        </w:tabs>
+        <w:ind w:left="720" w:hanging="360"/>
+      </w:pPr>
+    </w:lvl>
+    <w:lvl w:ilvl="1" w:tentative="1">
+      <w:start w:val="1"/>
+      <w:numFmt w:val="decimal"/>
+      <w:lvlText w:val="%2."/>
+      <w:lvlJc w:val="left"/>
+      <w:pPr>
+        <w:tabs>
+          <w:tab w:val="num" w:pos="1440"/>
+        </w:tabs>
+        <w:ind w:left="1440" w:hanging="360"/>
+      </w:pPr>
+    </w:lvl>
+    <w:lvl w:ilvl="2" w:tentative="1">
+      <w:start w:val="1"/>
+      <w:numFmt w:val="decimal"/>
+      <w:lvlText w:val="%3."/>
+      <w:lvlJc w:val="left"/>
+      <w:pPr>
+        <w:tabs>
+          <w:tab w:val="num" w:pos="2160"/>
+        </w:tabs>
+        <w:ind w:left="2160" w:hanging="360"/>
+      </w:pPr>
+    </w:lvl>
+    <w:lvl w:ilvl="3" w:tentative="1">
+      <w:start w:val="1"/>
+      <w:numFmt w:val="decimal"/>
+      <w:lvlText w:val="%4."/>
+      <w:lvlJc w:val="left"/>
+      <w:pPr>
+        <w:tabs>
+          <w:tab w:val="num" w:pos="2880"/>
+        </w:tabs>
+        <w:ind w:left="2880" w:hanging="360"/>
+      </w:pPr>
+    </w:lvl>
+    <w:lvl w:ilvl="4" w:tentative="1">
+      <w:start w:val="1"/>
+      <w:numFmt w:val="decimal"/>
+      <w:lvlText w:val="%5."/>
+      <w:lvlJc w:val="left"/>
+      <w:pPr>
+        <w:tabs>
+          <w:tab w:val="num" w:pos="3600"/>
+        </w:tabs>
+        <w:ind w:left="3600" w:hanging="360"/>
+      </w:pPr>
+    </w:lvl>
+    <w:lvl w:ilvl="5" w:tentative="1">
+      <w:start w:val="1"/>
+      <w:numFmt w:val="decimal"/>
+      <w:lvlText w:val="%6."/>
+      <w:lvlJc w:val="left"/>
+      <w:pPr>
+        <w:tabs>
+          <w:tab w:val="num" w:pos="4320"/>
+        </w:tabs>
+        <w:ind w:left="4320" w:hanging="360"/>
+      </w:pPr>
+    </w:lvl>
+    <w:lvl w:ilvl="6" w:tentative="1">
+      <w:start w:val="1"/>
+      <w:numFmt w:val="decimal"/>
+      <w:lvlText w:val="%7."/>
+      <w:lvlJc w:val="left"/>
+      <w:pPr>
+        <w:tabs>
+          <w:tab w:val="num" w:pos="5040"/>
+        </w:tabs>
+        <w:ind w:left="5040" w:hanging="360"/>
+      </w:pPr>
+    </w:lvl>
+    <w:lvl w:ilvl="7" w:tentative="1">
+      <w:start w:val="1"/>
+      <w:numFmt w:val="decimal"/>
+      <w:lvlText w:val="%8."/>
+      <w:lvlJc w:val="left"/>
+      <w:pPr>
+        <w:tabs>
+          <w:tab w:val="num" w:pos="5760"/>
+        </w:tabs>
+        <w:ind w:left="5760" w:hanging="360"/>
+      </w:pPr>
+    </w:lvl>
+    <w:lvl w:ilvl="8" w:tentative="1">
+      <w:start w:val="1"/>
+      <w:numFmt w:val="decimal"/>
+      <w:lvlText w:val="%9."/>
+      <w:lvlJc w:val="left"/>
+      <w:pPr>
+        <w:tabs>
+          <w:tab w:val="num" w:pos="6480"/>
+        </w:tabs>
+        <w:ind w:left="6480" w:hanging="360"/>
+      </w:pPr>
+    </w:lvl>
+  </w:abstractNum>
+  <w:abstractNum w:abstractNumId="1" w15:restartNumberingAfterBreak="0">
     <w:nsid w:val="7B15363D"/>
     <w:multiLevelType w:val="multilevel"/>
     <w:tmpl w:val="C05CFDE8"/>
@@ -1743,8 +2402,121 @@
       </w:rPr>
     </w:lvl>
   </w:abstractNum>
+  <w:abstractNum w:abstractNumId="2" w15:restartNumberingAfterBreak="0">
+    <w:nsid w:val="7E9E50B1"/>
+    <w:multiLevelType w:val="multilevel"/>
+    <w:tmpl w:val="DA4C3E56"/>
+    <w:lvl w:ilvl="0">
+      <w:start w:val="1"/>
+      <w:numFmt w:val="decimal"/>
+      <w:lvlText w:val="%1."/>
+      <w:lvlJc w:val="left"/>
+      <w:pPr>
+        <w:tabs>
+          <w:tab w:val="num" w:pos="720"/>
+        </w:tabs>
+        <w:ind w:left="720" w:hanging="360"/>
+      </w:pPr>
+    </w:lvl>
+    <w:lvl w:ilvl="1" w:tentative="1">
+      <w:start w:val="1"/>
+      <w:numFmt w:val="decimal"/>
+      <w:lvlText w:val="%2."/>
+      <w:lvlJc w:val="left"/>
+      <w:pPr>
+        <w:tabs>
+          <w:tab w:val="num" w:pos="1440"/>
+        </w:tabs>
+        <w:ind w:left="1440" w:hanging="360"/>
+      </w:pPr>
+    </w:lvl>
+    <w:lvl w:ilvl="2" w:tentative="1">
+      <w:start w:val="1"/>
+      <w:numFmt w:val="decimal"/>
+      <w:lvlText w:val="%3."/>
+      <w:lvlJc w:val="left"/>
+      <w:pPr>
+        <w:tabs>
+          <w:tab w:val="num" w:pos="2160"/>
+        </w:tabs>
+        <w:ind w:left="2160" w:hanging="360"/>
+      </w:pPr>
+    </w:lvl>
+    <w:lvl w:ilvl="3" w:tentative="1">
+      <w:start w:val="1"/>
+      <w:numFmt w:val="decimal"/>
+      <w:lvlText w:val="%4."/>
+      <w:lvlJc w:val="left"/>
+      <w:pPr>
+        <w:tabs>
+          <w:tab w:val="num" w:pos="2880"/>
+        </w:tabs>
+        <w:ind w:left="2880" w:hanging="360"/>
+      </w:pPr>
+    </w:lvl>
+    <w:lvl w:ilvl="4" w:tentative="1">
+      <w:start w:val="1"/>
+      <w:numFmt w:val="decimal"/>
+      <w:lvlText w:val="%5."/>
+      <w:lvlJc w:val="left"/>
+      <w:pPr>
+        <w:tabs>
+          <w:tab w:val="num" w:pos="3600"/>
+        </w:tabs>
+        <w:ind w:left="3600" w:hanging="360"/>
+      </w:pPr>
+    </w:lvl>
+    <w:lvl w:ilvl="5" w:tentative="1">
+      <w:start w:val="1"/>
+      <w:numFmt w:val="decimal"/>
+      <w:lvlText w:val="%6."/>
+      <w:lvlJc w:val="left"/>
+      <w:pPr>
+        <w:tabs>
+          <w:tab w:val="num" w:pos="4320"/>
+        </w:tabs>
+        <w:ind w:left="4320" w:hanging="360"/>
+      </w:pPr>
+    </w:lvl>
+    <w:lvl w:ilvl="6" w:tentative="1">
+      <w:start w:val="1"/>
+      <w:numFmt w:val="decimal"/>
+      <w:lvlText w:val="%7."/>
+      <w:lvlJc w:val="left"/>
+      <w:pPr>
+        <w:tabs>
+          <w:tab w:val="num" w:pos="5040"/>
+        </w:tabs>
+        <w:ind w:left="5040" w:hanging="360"/>
+      </w:pPr>
+    </w:lvl>
+    <w:lvl w:ilvl="7" w:tentative="1">
+      <w:start w:val="1"/>
+      <w:numFmt w:val="decimal"/>
+      <w:lvlText w:val="%8."/>
+      <w:lvlJc w:val="left"/>
+      <w:pPr>
+        <w:tabs>
+          <w:tab w:val="num" w:pos="5760"/>
+        </w:tabs>
+        <w:ind w:left="5760" w:hanging="360"/>
+      </w:pPr>
+    </w:lvl>
+    <w:lvl w:ilvl="8" w:tentative="1">
+      <w:start w:val="1"/>
+      <w:numFmt w:val="decimal"/>
+      <w:lvlText w:val="%9."/>
+      <w:lvlJc w:val="left"/>
+      <w:pPr>
+        <w:tabs>
+          <w:tab w:val="num" w:pos="6480"/>
+        </w:tabs>
+        <w:ind w:left="6480" w:hanging="360"/>
+      </w:pPr>
+    </w:lvl>
+  </w:abstractNum>
   <w:num w:numId="1" w16cid:durableId="765536939">
-    <w:abstractNumId w:val="0"/>
+    <w:abstractNumId w:val="1"/>
     <w:lvlOverride w:ilvl="0">
       <w:startOverride w:val="1"/>
     </w:lvlOverride>
@@ -1772,6 +2544,12 @@
     <w:lvlOverride w:ilvl="8">
       <w:startOverride w:val="1"/>
     </w:lvlOverride>
+  </w:num>
+  <w:num w:numId="2" w16cid:durableId="1978873051">
+    <w:abstractNumId w:val="2"/>
+  </w:num>
+  <w:num w:numId="3" w16cid:durableId="347370660">
+    <w:abstractNumId w:val="0"/>
   </w:num>
 </w:numbering>
 </file>

--- a/docs/scenarios_and_nonfunctional_requirements.docx
+++ b/docs/scenarios_and_nonfunctional_requirements.docx
@@ -506,6 +506,100 @@
     </w:p>
     <w:p>
       <w:pPr>
+        <w:numPr>
+          <w:ilvl w:val="0"/>
+          <w:numId w:val="1"/>
+        </w:numPr>
+        <w:tabs>
+          <w:tab w:val="clear" w:pos="0"/>
+          <w:tab w:val="clear" w:pos="540"/>
+        </w:tabs>
+        <w:rPr>
+          <w:rFonts w:ascii="Times New Roman" w:hAnsi="Times New Roman" w:cs="Times New Roman"/>
+          <w:sz w:val="28"/>
+          <w:szCs w:val="28"/>
+        </w:rPr>
+      </w:pPr>
+      <w:r>
+        <w:rPr>
+          <w:rFonts w:ascii="Times New Roman" w:hAnsi="Times New Roman" w:cs="Times New Roman"/>
+          <w:sz w:val="28"/>
+          <w:szCs w:val="28"/>
+        </w:rPr>
+        <w:lastRenderedPageBreak/>
+        <w:t xml:space="preserve">Система должна хранить пароли пользователей в виде стойких </w:t>
+      </w:r>
+      <w:proofErr w:type="spellStart"/>
+      <w:r>
+        <w:rPr>
+          <w:rFonts w:ascii="Times New Roman" w:hAnsi="Times New Roman" w:cs="Times New Roman"/>
+          <w:sz w:val="28"/>
+          <w:szCs w:val="28"/>
+        </w:rPr>
+        <w:t>хешей</w:t>
+      </w:r>
+      <w:proofErr w:type="spellEnd"/>
+      <w:r>
+        <w:rPr>
+          <w:rFonts w:ascii="Times New Roman" w:hAnsi="Times New Roman" w:cs="Times New Roman"/>
+          <w:sz w:val="28"/>
+          <w:szCs w:val="28"/>
+        </w:rPr>
+        <w:t xml:space="preserve"> с индивидуальной солью. Хранение паролей в открытом виде запрещено.</w:t>
+      </w:r>
+    </w:p>
+    <w:p>
+      <w:pPr>
+        <w:numPr>
+          <w:ilvl w:val="0"/>
+          <w:numId w:val="1"/>
+        </w:numPr>
+        <w:tabs>
+          <w:tab w:val="clear" w:pos="0"/>
+          <w:tab w:val="clear" w:pos="540"/>
+        </w:tabs>
+        <w:rPr>
+          <w:rFonts w:ascii="Times New Roman" w:hAnsi="Times New Roman" w:cs="Times New Roman"/>
+          <w:sz w:val="28"/>
+          <w:szCs w:val="28"/>
+        </w:rPr>
+      </w:pPr>
+      <w:r>
+        <w:rPr>
+          <w:rFonts w:ascii="Times New Roman" w:hAnsi="Times New Roman" w:cs="Times New Roman"/>
+          <w:sz w:val="28"/>
+          <w:szCs w:val="28"/>
+        </w:rPr>
+        <w:t>После 5 последовательных неудачных попыток входа в одну учётную запись система должна временно блокировать вход в неё на 15 минут.</w:t>
+      </w:r>
+    </w:p>
+    <w:p>
+      <w:pPr>
+        <w:numPr>
+          <w:ilvl w:val="0"/>
+          <w:numId w:val="1"/>
+        </w:numPr>
+        <w:tabs>
+          <w:tab w:val="clear" w:pos="0"/>
+          <w:tab w:val="clear" w:pos="540"/>
+        </w:tabs>
+        <w:rPr>
+          <w:rFonts w:ascii="Times New Roman" w:hAnsi="Times New Roman" w:cs="Times New Roman"/>
+          <w:sz w:val="28"/>
+          <w:szCs w:val="28"/>
+        </w:rPr>
+      </w:pPr>
+      <w:r>
+        <w:rPr>
+          <w:rFonts w:ascii="Times New Roman" w:hAnsi="Times New Roman" w:cs="Times New Roman"/>
+          <w:sz w:val="28"/>
+          <w:szCs w:val="28"/>
+        </w:rPr>
+        <w:t>Операции бронирования и выдачи экземпляра должны выполняться в транзакции, которая не допускает одновременного закрепления одного экземпляра за двумя читателями.</w:t>
+      </w:r>
+    </w:p>
+    <w:p>
+      <w:pPr>
         <w:ind w:left="360"/>
         <w:rPr>
           <w:rFonts w:ascii="Times New Roman" w:hAnsi="Times New Roman" w:cs="Times New Roman"/>
@@ -1007,6 +1101,7 @@
           <w:sz w:val="28"/>
           <w:szCs w:val="28"/>
         </w:rPr>
+        <w:lastRenderedPageBreak/>
         <w:t>Возможная ошибка или альтернативный ход:</w:t>
       </w:r>
       <w:r>
@@ -1148,7 +1243,6 @@
           <w:sz w:val="28"/>
           <w:szCs w:val="28"/>
         </w:rPr>
-        <w:lastRenderedPageBreak/>
         <w:t>Основной ход действий:</w:t>
       </w:r>
     </w:p>
@@ -1572,13 +1666,7 @@
         <w:t>.</w:t>
       </w:r>
     </w:p>
-    <w:p>
-      <w:pPr>
-        <w:rPr>
-          <w:lang w:val="en-US"/>
-        </w:rPr>
-      </w:pPr>
-    </w:p>
+    <w:p/>
     <w:p>
       <w:pPr>
         <w:rPr>
@@ -1679,6 +1767,7 @@
           <w:sz w:val="28"/>
           <w:szCs w:val="28"/>
         </w:rPr>
+        <w:lastRenderedPageBreak/>
         <w:t>Библиотекарь открывает раздел «Читатели».</w:t>
       </w:r>
     </w:p>
@@ -1812,7 +1901,6 @@
           <w:sz w:val="28"/>
           <w:szCs w:val="28"/>
         </w:rPr>
-        <w:lastRenderedPageBreak/>
         <w:t>Система показывает сообщение об успешном возврате.</w:t>
       </w:r>
     </w:p>
@@ -1846,7 +1934,6 @@
           <w:rFonts w:asciiTheme="majorBidi" w:hAnsiTheme="majorBidi" w:cstheme="majorBidi"/>
           <w:sz w:val="28"/>
           <w:szCs w:val="28"/>
-          <w:lang w:val="en-US"/>
         </w:rPr>
       </w:pPr>
     </w:p>
